--- a/backend/templates/modelo_pd_fp-.docx
+++ b/backend/templates/modelo_pd_fp-.docx
@@ -30,6 +30,8 @@
         <w:t>Módulo: {{ modulo }}</w:t>
         <w:br/>
         <w:t>Título: {{ ciclo }}. Curso: {{ curso_academico }}</w:t>
+        <w:br/>
+        <w:t>Departamento / Área: {{ departamento_area }}</w:t>
       </w:r>
     </w:p>
     <w:p>

--- a/backend/templates/modelo_pd_fp-.docx
+++ b/backend/templates/modelo_pd_fp-.docx
@@ -32,6 +32,8 @@
         <w:t>Título: {{ ciclo }}. Curso: {{ curso_academico }}</w:t>
         <w:br/>
         <w:t>Departamento / Área: {{ departamento_area }}</w:t>
+        <w:br/>
+        <w:t>Centro: {{ centro_linea }}</w:t>
       </w:r>
     </w:p>
     <w:p>

--- a/backend/templates/modelo_pd_fp-.docx
+++ b/backend/templates/modelo_pd_fp-.docx
@@ -1207,7 +1207,7 @@
       </w:tabs>
     </w:pPr>
     <w:rPr>
-      <w:rFonts w:ascii="Courier" w:hAnsi="Courier"/>
+      <w:rFonts w:ascii="Arial" w:hAnsi="Arial"/>
       <w:sz w:val="20"/>
       <w:szCs w:val="20"/>
     </w:rPr>
@@ -1219,7 +1219,7 @@
     <w:uiPriority w:val="99"/>
     <w:rsid w:val="0029639D"/>
     <w:rPr>
-      <w:rFonts w:ascii="Courier" w:hAnsi="Courier"/>
+      <w:rFonts w:ascii="Arial" w:hAnsi="Arial"/>
       <w:sz w:val="20"/>
       <w:szCs w:val="20"/>
     </w:rPr>
@@ -13009,7 +13009,7 @@
       </w:tabs>
     </w:pPr>
     <w:rPr>
-      <w:rFonts w:ascii="Courier" w:hAnsi="Courier"/>
+      <w:rFonts w:ascii="Arial" w:hAnsi="Arial"/>
       <w:sz w:val="20"/>
       <w:szCs w:val="20"/>
     </w:rPr>
@@ -13021,7 +13021,7 @@
     <w:uiPriority w:val="99"/>
     <w:rsid w:val="0029639D"/>
     <w:rPr>
-      <w:rFonts w:ascii="Courier" w:hAnsi="Courier"/>
+      <w:rFonts w:ascii="Arial" w:hAnsi="Arial"/>
       <w:sz w:val="20"/>
       <w:szCs w:val="20"/>
     </w:rPr>
@@ -24089,7 +24089,7 @@
     </a:clrScheme>
     <a:fontScheme name="Office">
       <a:majorFont>
-        <a:latin typeface="Calibri"/>
+        <a:latin typeface="Arial"/>
         <a:ea typeface=""/>
         <a:cs typeface=""/>
         <a:font script="Jpan" typeface="ＭＳ ゴシック"/>
@@ -24124,7 +24124,7 @@
         <a:font script="Geor" typeface="Sylfaen"/>
       </a:majorFont>
       <a:minorFont>
-        <a:latin typeface="Cambria"/>
+        <a:latin typeface="Arial"/>
         <a:ea typeface=""/>
         <a:cs typeface=""/>
         <a:font script="Jpan" typeface="ＭＳ 明朝"/>

--- a/backend/templates/modelo_pd_fp-.docx
+++ b/backend/templates/modelo_pd_fp-.docx
@@ -11,7 +11,7 @@
           <w:rFonts w:ascii="Arial" w:hAnsi="Arial"/>
           <w:b/>
           <w:color w:val="000000"/>
-          <w:sz w:val="28"/>
+          <w:sz w:val="24"/>
         </w:rPr>
         <w:t>Resumen de la Programación didáctica para el alumnado</w:t>
         <w:br/>
@@ -25,27 +25,88 @@
       <w:r>
         <w:rPr>
           <w:rFonts w:ascii="Arial" w:hAnsi="Arial"/>
-          <w:color w:val="000000"/>
+          <w:b/>
         </w:rPr>
-        <w:t>Módulo: {{ modulo }}</w:t>
-        <w:br/>
-        <w:t>Título: {{ ciclo }}. Curso: {{ curso_academico }}</w:t>
-        <w:br/>
-        <w:t>Departamento / Área: {{ departamento_area }}</w:t>
-        <w:br/>
-        <w:t>Centro: {{ centro_linea }}</w:t>
+        <w:t>Módulo:</w:t>
       </w:r>
-    </w:p>
-    <w:p>
-      <w:pPr>
-        <w:spacing w:after="120"/>
-      </w:pPr>
       <w:r>
         <w:rPr>
           <w:rFonts w:ascii="Arial" w:hAnsi="Arial"/>
-          <w:i/>
+          <w:b w:val="0"/>
         </w:rPr>
-        <w:t>Seguro que tienes muchas preguntas, ¡genial!, en esta guía resumen se ha pretendido darles respuesta.</w:t>
+        <w:t xml:space="preserve"> {{ modulo }}</w:t>
+      </w:r>
+      <w:r>
+        <w:rPr>
+          <w:rFonts w:ascii="Arial" w:hAnsi="Arial"/>
+          <w:b/>
+        </w:rPr>
+        <w:br/>
+        <w:t>Título:</w:t>
+      </w:r>
+      <w:r>
+        <w:rPr>
+          <w:rFonts w:ascii="Arial" w:hAnsi="Arial"/>
+          <w:b w:val="0"/>
+        </w:rPr>
+        <w:t xml:space="preserve"> {{ ciclo }}. </w:t>
+      </w:r>
+      <w:r>
+        <w:rPr>
+          <w:rFonts w:ascii="Arial" w:hAnsi="Arial"/>
+          <w:b/>
+        </w:rPr>
+        <w:t>Grupo:</w:t>
+      </w:r>
+      <w:r>
+        <w:rPr>
+          <w:rFonts w:ascii="Arial" w:hAnsi="Arial"/>
+          <w:b w:val="0"/>
+        </w:rPr>
+        <w:t xml:space="preserve"> {{ grupo }}. </w:t>
+      </w:r>
+      <w:r>
+        <w:rPr>
+          <w:rFonts w:ascii="Arial" w:hAnsi="Arial"/>
+          <w:b/>
+        </w:rPr>
+        <w:t>Curso:</w:t>
+      </w:r>
+      <w:r>
+        <w:rPr>
+          <w:rFonts w:ascii="Arial" w:hAnsi="Arial"/>
+          <w:b w:val="0"/>
+        </w:rPr>
+        <w:t xml:space="preserve"> {{ curso_academico }}</w:t>
+      </w:r>
+      <w:r>
+        <w:rPr>
+          <w:rFonts w:ascii="Arial" w:hAnsi="Arial"/>
+          <w:b/>
+        </w:rPr>
+        <w:br/>
+        <w:t>Centro:</w:t>
+      </w:r>
+      <w:r>
+        <w:rPr>
+          <w:rFonts w:ascii="Arial" w:hAnsi="Arial"/>
+          <w:b w:val="0"/>
+        </w:rPr>
+        <w:t xml:space="preserve"> {{ centro_linea }}. </w:t>
+      </w:r>
+      <w:r>
+        <w:rPr>
+          <w:rFonts w:ascii="Arial" w:hAnsi="Arial"/>
+          <w:b/>
+        </w:rPr>
+        <w:t>Departamento:</w:t>
+      </w:r>
+      <w:r>
+        <w:rPr>
+          <w:rFonts w:ascii="Arial" w:hAnsi="Arial"/>
+          <w:b w:val="0"/>
+        </w:rPr>
+        <w:t xml:space="preserve"> {{ departamento_area }}</w:t>
       </w:r>
     </w:p>
     <w:p>
@@ -53,11 +114,18 @@
         <w:pStyle w:val="Heading1"/>
       </w:pPr>
       <w:r>
+        <w:rPr>
+          <w:sz w:val="18"/>
+        </w:rPr>
         <w:t>¿Cómo contribuirá este módulo en mi Perfil profesional?</w:t>
       </w:r>
     </w:p>
     <w:p>
+      <w:pPr>
+        <w:ind w:left="283"/>
+      </w:pPr>
       <w:r>
+        <w:rPr/>
         <w:t>{{ texto_perfil_profesional }}</w:t>
       </w:r>
     </w:p>
@@ -66,11 +134,18 @@
         <w:pStyle w:val="Heading1"/>
       </w:pPr>
       <w:r>
+        <w:rPr>
+          <w:sz w:val="18"/>
+        </w:rPr>
         <w:t>¿En qué seré competente?</w:t>
       </w:r>
     </w:p>
     <w:p>
+      <w:pPr>
+        <w:ind w:left="283"/>
+      </w:pPr>
       <w:r>
+        <w:rPr/>
         <w:t>{{ texto_competencia_general }}</w:t>
       </w:r>
     </w:p>
@@ -79,6 +154,9 @@
         <w:pStyle w:val="Heading1"/>
       </w:pPr>
       <w:r>
+        <w:rPr>
+          <w:sz w:val="18"/>
+        </w:rPr>
         <w:t>¿Qué sabré hacer? Se le denomina: Resultados de Aprendizaje</w:t>
       </w:r>
     </w:p>
@@ -105,6 +183,9 @@
         <w:pStyle w:val="Heading1"/>
       </w:pPr>
       <w:r>
+        <w:rPr>
+          <w:sz w:val="18"/>
+        </w:rPr>
         <w:t>¿Qué aprenderé? Son los Contenidos mínimos</w:t>
       </w:r>
     </w:p>
@@ -131,6 +212,9 @@
         <w:pStyle w:val="Heading1"/>
       </w:pPr>
       <w:r>
+        <w:rPr>
+          <w:sz w:val="18"/>
+        </w:rPr>
         <w:t>¿Cómo aprobaré el módulo? Criterios de evaluación y calificación del módulo</w:t>
       </w:r>
     </w:p>
@@ -148,27 +232,21 @@
         <w:pStyle w:val="Heading1"/>
       </w:pPr>
       <w:r>
+        <w:rPr>
+          <w:sz w:val="18"/>
+        </w:rPr>
         <w:t>Recordad:</w:t>
       </w:r>
     </w:p>
     <w:p>
-      <w:r>
-        <w:rPr>
-          <w:rFonts w:ascii="Arial" w:hAnsi="Arial"/>
-          <w:b/>
-        </w:rPr>
-        <w:t>{{ texto_recordatorio }}</w:t>
-      </w:r>
-    </w:p>
-    <w:p>
       <w:pPr>
-        <w:spacing w:before="120"/>
+        <w:ind w:left="283"/>
       </w:pPr>
       <w:r>
         <w:rPr>
           <w:rFonts w:ascii="Arial" w:hAnsi="Arial"/>
         </w:rPr>
-        <w:t>{{ texto_final }}</w:t>
+        <w:t>{{ texto_recordatorio }}</w:t>
       </w:r>
     </w:p>
     <w:sectPr>

--- a/backend/templates/modelo_pd_fp-.docx
+++ b/backend/templates/modelo_pd_fp-.docx
@@ -107,26 +107,6 @@
           <w:b w:val="0"/>
         </w:rPr>
         <w:t xml:space="preserve"> {{ departamento_area }}</w:t>
-      </w:r>
-    </w:p>
-    <w:p>
-      <w:pPr>
-        <w:pStyle w:val="Heading1"/>
-      </w:pPr>
-      <w:r>
-        <w:rPr>
-          <w:sz w:val="18"/>
-        </w:rPr>
-        <w:t>¿Cómo contribuirá este módulo en mi Perfil profesional?</w:t>
-      </w:r>
-    </w:p>
-    <w:p>
-      <w:pPr>
-        <w:ind w:left="283"/>
-      </w:pPr>
-      <w:r>
-        <w:rPr/>
-        <w:t>{{ texto_perfil_profesional }}</w:t>
       </w:r>
     </w:p>
     <w:p>
